--- a/output/docx/ru/BUFRCREX_CodeFlag_ru_01.docx
+++ b/output/docx/ru/BUFRCREX_CodeFlag_ru_01.docx
@@ -769,7 +769,7 @@
           <w:i/>
           <w:sz w:val="14"/>
         </w:rPr>
-        <w:t>Note 10: (См. общую кодовую таблицу С-5 в части С/с.)</w:t>
+        <w:t>Note CF10: (См. общую кодовую таблицу С-5 в части С/с.)</w:t>
       </w:r>
     </w:p>
     <w:p/>
@@ -2886,7 +2886,7 @@
           <w:i/>
           <w:sz w:val="14"/>
         </w:rPr>
-        <w:t>Note 6: (См. общую кодовую таблицу С-1 в части С/с.)</w:t>
+        <w:t>Note CF6: (См. общую кодовую таблицу С-1 в части С/с.)</w:t>
       </w:r>
     </w:p>
     <w:p/>
@@ -3056,7 +3056,7 @@
           <w:i/>
           <w:sz w:val="14"/>
         </w:rPr>
-        <w:t>Note 6: (См. общую кодовую таблицу С-1 в части С/с.)</w:t>
+        <w:t>Note CF6: (См. общую кодовую таблицу С-1 в части С/с.)</w:t>
       </w:r>
     </w:p>
     <w:p/>
@@ -3226,7 +3226,7 @@
           <w:i/>
           <w:sz w:val="14"/>
         </w:rPr>
-        <w:t>Note 14: (Будет определено самими центрами — см. общую кодовую таблицу С-12 в части С/с.)</w:t>
+        <w:t>Note CF14: (Будет определено самими центрами — см. общую кодовую таблицу С-12 в части С/с.)</w:t>
       </w:r>
     </w:p>
     <w:p/>
@@ -6630,7 +6630,7 @@
           <w:i/>
           <w:sz w:val="14"/>
         </w:rPr>
-        <w:t>Note 78: Первые три цифры представляют собой код страны ИСО.</w:t>
+        <w:t>Note CF78: Первые три цифры представляют собой код страны ИСО.</w:t>
       </w:r>
     </w:p>
     <w:p/>
@@ -22700,7 +22700,7 @@
                 <w:b w:val="0"/>
                 <w:sz w:val="16"/>
               </w:rPr>
-              <w:t>Note 92: Для однозначного различения случаев отсутствия данных и насыщенных пикселей, n-битовые данные об изображении следует кодировать, используя длину данных n+1. Когда такого дескриптора еще нет в классе 30, дескриптор оператора 2 01 YYY следует использовать для изменения длины данных существующей позиции, по мере необходимости.</w:t>
+              <w:t>Note CF92: Когда используется кодовая цифра 4 для указания специфической координатной системы отсчета, эллипсоидный датум должен представлять собой сплющенный эллипсоид вращения, где большая ось лежит в одной плоскости с экваториальной плоскостью, а малая ось проходит через нулевой меридиан в направлении главного полюса. Север соответствует направлению от экватора к главному полюсу. Восток соответствует направлению против часовой стрелки от нулевого меридиана, если смотреть сверху с Северного полюса. В этом случае должны быть точно определены большая и малая полуоси (например, дескрипторами 0 01 152 и 0 01 153).</w:t>
             </w:r>
           </w:p>
         </w:tc>
@@ -22835,7 +22835,7 @@
           <w:i/>
           <w:sz w:val="14"/>
         </w:rPr>
-        <w:t>Note 39: EPSG представляет собой набор данных по системам координат и ее преобразованиям, который изначально был создан и поддерживался Европейской группой нефтепоисковых исследований. В настоящее время он поддерживается подкомитетом по геодезии Комитета по геоматике Международной ассоциации производителей нефти и газа.</w:t>
+        <w:t>Note CF39: EPSG представляет собой набор данных по системам координат и ее преобразованиям, который изначально был создан и поддерживался Европейской группой нефтепоисковых исследований. В настоящее время он поддерживается подкомитетом по геодезии Комитета по геоматике Международной ассоциации производителей нефти и газа.</w:t>
       </w:r>
     </w:p>
     <w:p/>
